--- a/mon/toan/khbd/lop10/KHBD_TOAN10_BaiTapCuoiChuong3_T22.docx
+++ b/mon/toan/khbd/lop10/KHBD_TOAN10_BaiTapCuoiChuong3_T22.docx
@@ -30,7 +30,7 @@
                 <w:i/>
                 <w:sz w:val="26"/>
               </w:rPr>
-              <w:t>Ngày …… tháng …… năm 2026</w:t>
+              <w:t>Ngày …… tháng …… năm ……</w:t>
             </w:r>
           </w:p>
         </w:tc>
@@ -50,7 +50,7 @@
                 <w:i/>
                 <w:sz w:val="26"/>
               </w:rPr>
-              <w:t>Họ và tên giáo viên: TRƯƠNG TỬ TRANG</w:t>
+              <w:t>Họ và tên giáo viên: ……………………………</w:t>
             </w:r>
           </w:p>
           <w:p>
@@ -1463,7 +1463,7 @@
                 <w:rFonts w:ascii="Times New Roman" w:hAnsi="Times New Roman" w:eastAsia="Times New Roman"/>
                 <w:sz w:val="24"/>
               </w:rPr>
-              <w:t>HĐ3. Vận dụng – Bài toán đo đạc thực tế Vĩnh Thạnh</w:t>
+              <w:t>HĐ3. Vận dụng – Bài toán đo đạc thực tế địa phương</w:t>
             </w:r>
           </w:p>
         </w:tc>
@@ -5936,7 +5936,7 @@
           <w:rFonts w:ascii="Times New Roman" w:hAnsi="Times New Roman" w:eastAsia="Times New Roman"/>
           <w:sz w:val="26"/>
         </w:rPr>
-        <w:t xml:space="preserve"> Mô hình hóa và giải bài toán hệ thức lượng gắn địa phương Vĩnh Thạnh.</w:t>
+        <w:t xml:space="preserve"> Mô hình hóa và giải bài toán hệ thức lượng gắn địa phương địa phương.</w:t>
       </w:r>
     </w:p>
     <w:p>
@@ -5972,7 +5972,7 @@
           <w:rFonts w:ascii="Times New Roman" w:hAnsi="Times New Roman" w:eastAsia="Times New Roman"/>
           <w:sz w:val="26"/>
         </w:rPr>
-        <w:t xml:space="preserve"> Người dân xã Vĩnh Thạnh cần đo diện tích thửa đất hình tam giác có hai cạnh liền kề dài 80 m và 60 m, góc kẹp giữa hai cạnh đo được 75°.</w:t>
+        <w:t xml:space="preserve"> Người dân xã địa phương cần đo diện tích thửa đất hình tam giác có hai cạnh liền kề dài 80 m và 60 m, góc kẹp giữa hai cạnh đo được 75°.</w:t>
       </w:r>
     </w:p>
     <w:p>
@@ -6937,14 +6937,13 @@
     </w:p>
     <w:p>
       <w:pPr>
-        <w:spacing w:before="40" w:after="80" w:line="264" w:lineRule="auto"/>
         <w:jc w:val="center"/>
       </w:pPr>
       <w:r>
         <w:drawing>
           <wp:inline xmlns:a="http://schemas.openxmlformats.org/drawingml/2006/main" xmlns:pic="http://schemas.openxmlformats.org/drawingml/2006/picture">
-            <wp:extent cx="6300000" cy="3519416"/>
-            <wp:docPr id="2" name="Picture 2"/>
+            <wp:extent cx="5940000" cy="3335425"/>
+            <wp:docPr id="6" name="Picture 6"/>
             <wp:cNvGraphicFramePr>
               <a:graphicFrameLocks noChangeAspect="1"/>
             </wp:cNvGraphicFramePr>
@@ -6952,11 +6951,11 @@
               <a:graphicData uri="http://schemas.openxmlformats.org/drawingml/2006/picture">
                 <pic:pic>
                   <pic:nvPicPr>
-                    <pic:cNvPr id="0" name="SoDoTuDuy_TOAN10_ChuongIII.png"/>
+                    <pic:cNvPr id="0" name="image.png"/>
                     <pic:cNvPicPr/>
                   </pic:nvPicPr>
                   <pic:blipFill>
-                    <a:blip r:embed="rId12"/>
+                    <a:blip r:embed="rId16"/>
                     <a:stretch>
                       <a:fillRect/>
                     </a:stretch>
@@ -6964,7 +6963,7 @@
                   <pic:spPr>
                     <a:xfrm>
                       <a:off x="0" y="0"/>
-                      <a:ext cx="6300000" cy="3519416"/>
+                      <a:ext cx="5940000" cy="3335425"/>
                     </a:xfrm>
                     <a:prstGeom prst="rect"/>
                   </pic:spPr>
@@ -6973,6 +6972,18 @@
             </a:graphic>
           </wp:inline>
         </w:drawing>
+      </w:r>
+    </w:p>
+    <w:p>
+      <w:pPr>
+        <w:jc w:val="center"/>
+      </w:pPr>
+      <w:r>
+        <w:rPr>
+          <w:i/>
+          <w:sz w:val="20"/>
+        </w:rPr>
+        <w:t>Sơ đồ tư duy – Hệ thức lượng trong tam giác (TTT biên soạn theo SGK)</w:t>
       </w:r>
     </w:p>
     <w:p>
@@ -8410,7 +8421,7 @@
           <w:rFonts w:ascii="Times New Roman" w:hAnsi="Times New Roman" w:eastAsia="Times New Roman"/>
           <w:sz w:val="26"/>
         </w:rPr>
-        <w:t xml:space="preserve"> trên đỉnh đồi Vĩnh Thạnh, nhìn hai mốc </w:t>
+        <w:t xml:space="preserve"> trên đỉnh đồi địa phương, nhìn hai mốc </w:t>
       </w:r>
       <m:oMath>
         <m:r>
@@ -8696,7 +8707,7 @@
           <w:rFonts w:ascii="Times New Roman" w:hAnsi="Times New Roman" w:eastAsia="Times New Roman"/>
           <w:sz w:val="26"/>
         </w:rPr>
-        <w:t xml:space="preserve"> ở Vĩnh Thạnh có </w:t>
+        <w:t xml:space="preserve"> ở địa phương có </w:t>
       </w:r>
       <m:oMath>
         <m:r>
@@ -14742,194 +14753,11 @@
         </w:tc>
       </w:tr>
     </w:tbl>
-    <w:p>
-      <w:pPr>
-        <w:spacing w:before="0" w:after="120" w:line="264" w:lineRule="auto"/>
-        <w:jc w:val="both"/>
-      </w:pPr>
-    </w:p>
-    <w:tbl>
-      <w:tblPr>
-        <w:tblW w:type="auto" w:w="0"/>
-        <w:jc w:val="center"/>
-        <w:tblLayout w:type="fixed"/>
-        <w:tblLook w:firstColumn="1" w:firstRow="1" w:lastColumn="0" w:lastRow="0" w:noHBand="0" w:noVBand="1" w:val="04A0"/>
-      </w:tblPr>
-      <w:tblGrid>
-        <w:gridCol w:w="5103"/>
-        <w:gridCol w:w="5103"/>
-      </w:tblGrid>
-      <w:tr>
-        <w:tc>
-          <w:tcPr>
-            <w:tcW w:type="dxa" w:w="5102"/>
-            <w:vAlign w:val="center"/>
-          </w:tcPr>
-          <w:p>
-            <w:pPr>
-              <w:keepNext/>
-              <w:spacing w:before="0" w:after="20" w:line="264" w:lineRule="auto"/>
-              <w:jc w:val="center"/>
-            </w:pPr>
-            <w:r>
-              <w:rPr>
-                <w:rFonts w:ascii="Times New Roman" w:hAnsi="Times New Roman" w:eastAsia="Times New Roman"/>
-                <w:b/>
-                <w:sz w:val="26"/>
-              </w:rPr>
-              <w:t>TỔ PHÓ CHUYÊN MÔN</w:t>
-            </w:r>
-          </w:p>
-          <w:p>
-            <w:pPr>
-              <w:keepNext/>
-              <w:spacing w:before="0" w:after="20" w:line="264" w:lineRule="auto"/>
-              <w:jc w:val="center"/>
-            </w:pPr>
-          </w:p>
-          <w:p>
-            <w:pPr>
-              <w:keepNext/>
-              <w:spacing w:before="0" w:after="20" w:line="264" w:lineRule="auto"/>
-              <w:jc w:val="center"/>
-            </w:pPr>
-          </w:p>
-          <w:p>
-            <w:pPr>
-              <w:keepNext/>
-              <w:spacing w:before="0" w:after="20" w:line="264" w:lineRule="auto"/>
-              <w:jc w:val="center"/>
-            </w:pPr>
-          </w:p>
-          <w:p>
-            <w:pPr>
-              <w:keepNext/>
-              <w:spacing w:before="0" w:after="20" w:line="264" w:lineRule="auto"/>
-              <w:jc w:val="center"/>
-            </w:pPr>
-            <w:r>
-              <w:rPr>
-                <w:rFonts w:ascii="Times New Roman" w:hAnsi="Times New Roman" w:eastAsia="Times New Roman"/>
-                <w:b/>
-                <w:sz w:val="26"/>
-              </w:rPr>
-              <w:t>Hứa Văn Mỹ Vương</w:t>
-            </w:r>
-          </w:p>
-        </w:tc>
-        <w:tc>
-          <w:tcPr>
-            <w:tcW w:type="dxa" w:w="5102"/>
-            <w:vAlign w:val="center"/>
-          </w:tcPr>
-          <w:p>
-            <w:pPr>
-              <w:keepNext/>
-              <w:spacing w:before="0" w:after="20" w:line="264" w:lineRule="auto"/>
-              <w:jc w:val="center"/>
-            </w:pPr>
-            <w:r>
-              <w:rPr>
-                <w:rFonts w:ascii="Times New Roman" w:hAnsi="Times New Roman" w:eastAsia="Times New Roman"/>
-                <w:b/>
-                <w:sz w:val="26"/>
-              </w:rPr>
-              <w:t>Người soạn</w:t>
-            </w:r>
-          </w:p>
-          <w:p>
-            <w:pPr>
-              <w:keepNext/>
-              <w:spacing w:before="0" w:after="20" w:line="264" w:lineRule="auto"/>
-              <w:jc w:val="center"/>
-            </w:pPr>
-          </w:p>
-          <w:p>
-            <w:pPr>
-              <w:keepNext/>
-              <w:spacing w:before="0" w:after="20" w:line="264" w:lineRule="auto"/>
-              <w:jc w:val="center"/>
-            </w:pPr>
-          </w:p>
-          <w:p>
-            <w:pPr>
-              <w:keepNext/>
-              <w:spacing w:before="0" w:after="20" w:line="264" w:lineRule="auto"/>
-              <w:jc w:val="center"/>
-            </w:pPr>
-          </w:p>
-          <w:p>
-            <w:pPr>
-              <w:keepNext/>
-              <w:spacing w:before="0" w:after="20" w:line="264" w:lineRule="auto"/>
-              <w:jc w:val="center"/>
-            </w:pPr>
-            <w:r>
-              <w:rPr>
-                <w:rFonts w:ascii="Times New Roman" w:hAnsi="Times New Roman" w:eastAsia="Times New Roman"/>
-                <w:b/>
-                <w:sz w:val="26"/>
-              </w:rPr>
-              <w:t>Trương Tử Trang</w:t>
-            </w:r>
-          </w:p>
-        </w:tc>
-      </w:tr>
-    </w:tbl>
-    <w:p>
-      <w:pPr>
-        <w:keepNext/>
-        <w:spacing w:before="120" w:after="0" w:line="264" w:lineRule="auto"/>
-        <w:jc w:val="center"/>
-      </w:pPr>
-      <w:r>
-        <w:rPr>
-          <w:rFonts w:ascii="Times New Roman" w:hAnsi="Times New Roman" w:eastAsia="Times New Roman"/>
-          <w:b/>
-          <w:sz w:val="26"/>
-        </w:rPr>
-        <w:t>KIỂM TRA CỦA LÃNH ĐẠO</w:t>
-      </w:r>
-    </w:p>
-    <w:p>
-      <w:pPr>
-        <w:keepNext/>
-        <w:spacing w:before="0" w:after="60" w:line="264" w:lineRule="auto"/>
-        <w:jc w:val="center"/>
-      </w:pPr>
-      <w:r>
-        <w:rPr>
-          <w:rFonts w:ascii="Times New Roman" w:hAnsi="Times New Roman" w:eastAsia="Times New Roman"/>
-          <w:b/>
-          <w:sz w:val="26"/>
-        </w:rPr>
-        <w:t>PHÓ HIỆU TRƯỞNG</w:t>
-      </w:r>
-    </w:p>
-    <w:p>
-      <w:pPr>
-        <w:keepNext/>
-        <w:spacing w:before="0" w:after="800" w:line="264" w:lineRule="auto"/>
-        <w:jc w:val="center"/>
-      </w:pPr>
-    </w:p>
-    <w:p>
-      <w:pPr>
-        <w:spacing w:before="0" w:after="60" w:line="264" w:lineRule="auto"/>
-        <w:jc w:val="center"/>
-      </w:pPr>
-      <w:r>
-        <w:rPr>
-          <w:rFonts w:ascii="Times New Roman" w:hAnsi="Times New Roman" w:eastAsia="Times New Roman"/>
-          <w:b/>
-          <w:sz w:val="26"/>
-        </w:rPr>
-        <w:t>Bùi Xuân Thanh</w:t>
-      </w:r>
-    </w:p>
     <w:sectPr>
       <w:headerReference w:type="default" r:id="rId9"/>
       <w:footerReference w:type="default" r:id="rId10"/>
+      <w:headerReference w:type="first" r:id="rId14"/>
+      <w:footerReference w:type="first" r:id="rId15"/>
       <w:pgSz w:w="11906" w:h="16838"/>
       <w:pgMar w:top="850" w:right="850" w:bottom="850" w:left="850" w:header="720" w:footer="720" w:gutter="0"/>
       <w:cols w:space="720"/>
@@ -14958,7 +14786,7 @@
         <w:color w:val="1F4E79"/>
         <w:sz w:val="22"/>
       </w:rPr>
-      <w:t>GV: Trương Tử Trang</w:t>
+      <w:t>GV: TTT</w:t>
     </w:r>
     <w:r>
       <w:rPr>
@@ -14979,6 +14807,16 @@
         <w:t>1</w:t>
       </w:r>
     </w:fldSimple>
+  </w:p>
+</w:ftr>
+</file>
+
+<file path=word/footer2.xml><?xml version="1.0" encoding="utf-8"?>
+<w:ftr xmlns:m="http://schemas.openxmlformats.org/officeDocument/2006/math" xmlns:mc="http://schemas.openxmlformats.org/markup-compatibility/2006" xmlns:mo="http://schemas.microsoft.com/office/mac/office/2008/main" xmlns:mv="urn:schemas-microsoft-com:mac:vml" xmlns:o="urn:schemas-microsoft-com:office:office" xmlns:r="http://schemas.openxmlformats.org/officeDocument/2006/relationships" xmlns:v="urn:schemas-microsoft-com:vml" xmlns:w10="urn:schemas-microsoft-com:office:word" xmlns:w14="http://schemas.microsoft.com/office/word/2010/wordml" xmlns:w="http://schemas.openxmlformats.org/wordprocessingml/2006/main" xmlns:wne="http://schemas.microsoft.com/office/word/2006/wordml" xmlns:wp14="http://schemas.microsoft.com/office/word/2010/wordprocessingDrawing" xmlns:wp="http://schemas.openxmlformats.org/drawingml/2006/wordprocessingDrawing" xmlns:wpc="http://schemas.microsoft.com/office/word/2010/wordprocessingCanvas" xmlns:wpg="http://schemas.microsoft.com/office/word/2010/wordprocessingGroup" xmlns:wpi="http://schemas.microsoft.com/office/word/2010/wordprocessingInk" xmlns:wps="http://schemas.microsoft.com/office/word/2010/wordprocessingShape" mc:Ignorable="w14 wp14">
+  <w:p>
+    <w:pPr>
+      <w:pStyle w:val="Footer"/>
+    </w:pPr>
   </w:p>
 </w:ftr>
 </file>
@@ -15015,6 +14853,16 @@
       <w:tab/>
       <w:t>Năm học 2026-2027</w:t>
     </w:r>
+  </w:p>
+</w:hdr>
+</file>
+
+<file path=word/header2.xml><?xml version="1.0" encoding="utf-8"?>
+<w:hdr xmlns:m="http://schemas.openxmlformats.org/officeDocument/2006/math" xmlns:mc="http://schemas.openxmlformats.org/markup-compatibility/2006" xmlns:mo="http://schemas.microsoft.com/office/mac/office/2008/main" xmlns:mv="urn:schemas-microsoft-com:mac:vml" xmlns:o="urn:schemas-microsoft-com:office:office" xmlns:r="http://schemas.openxmlformats.org/officeDocument/2006/relationships" xmlns:v="urn:schemas-microsoft-com:vml" xmlns:w10="urn:schemas-microsoft-com:office:word" xmlns:w14="http://schemas.microsoft.com/office/word/2010/wordml" xmlns:w="http://schemas.openxmlformats.org/wordprocessingml/2006/main" xmlns:wne="http://schemas.microsoft.com/office/word/2006/wordml" xmlns:wp14="http://schemas.microsoft.com/office/word/2010/wordprocessingDrawing" xmlns:wp="http://schemas.openxmlformats.org/drawingml/2006/wordprocessingDrawing" xmlns:wpc="http://schemas.microsoft.com/office/word/2010/wordprocessingCanvas" xmlns:wpg="http://schemas.microsoft.com/office/word/2010/wordprocessingGroup" xmlns:wpi="http://schemas.microsoft.com/office/word/2010/wordprocessingInk" xmlns:wps="http://schemas.microsoft.com/office/word/2010/wordprocessingShape" mc:Ignorable="w14 wp14">
+  <w:p>
+    <w:pPr>
+      <w:pStyle w:val="Header"/>
+    </w:pPr>
   </w:p>
 </w:hdr>
 </file>

--- a/mon/toan/khbd/lop10/KHBD_TOAN10_BaiTapCuoiChuong3_T22.docx
+++ b/mon/toan/khbd/lop10/KHBD_TOAN10_BaiTapCuoiChuong3_T22.docx
@@ -109,7 +109,7 @@
         <w:rPr>
           <w:b/>
           <w:color w:val="FF0000"/>
-          <w:sz w:val="28"/>
+          <w:sz w:val="24"/>
         </w:rPr>
         <w:t>KẾ HOẠCH BÀI DẠY MÔN TOÁN LỚP 10</w:t>
       </w:r>
@@ -707,7 +707,7 @@
             <w:r>
               <w:rPr>
                 <w:b/>
-                <w:sz w:val="22"/>
+                <w:sz w:val="24"/>
               </w:rPr>
               <w:t>Công cụ</w:t>
             </w:r>
@@ -727,7 +727,7 @@
             <w:r>
               <w:rPr>
                 <w:b/>
-                <w:sz w:val="22"/>
+                <w:sz w:val="24"/>
               </w:rPr>
               <w:t>Dùng ở hoạt động</w:t>
             </w:r>
@@ -747,7 +747,7 @@
             <w:r>
               <w:rPr>
                 <w:b/>
-                <w:sz w:val="22"/>
+                <w:sz w:val="24"/>
               </w:rPr>
               <w:t>Dùng để làm gì</w:t>
             </w:r>
@@ -767,7 +767,7 @@
             <w:r>
               <w:rPr>
                 <w:b/>
-                <w:sz w:val="22"/>
+                <w:sz w:val="24"/>
               </w:rPr>
               <w:t>Vai trò của GV</w:t>
             </w:r>
@@ -789,7 +789,7 @@
             </w:pPr>
             <w:r>
               <w:rPr>
-                <w:sz w:val="22"/>
+                <w:sz w:val="24"/>
               </w:rPr>
               <w:t>GeoGebra / Desmos (tùy chọn)</w:t>
             </w:r>
@@ -806,7 +806,7 @@
             </w:pPr>
             <w:r>
               <w:rPr>
-                <w:sz w:val="22"/>
+                <w:sz w:val="24"/>
               </w:rPr>
               <w:t>HĐ2 – Luyện tập</w:t>
             </w:r>
@@ -823,7 +823,7 @@
             </w:pPr>
             <w:r>
               <w:rPr>
-                <w:sz w:val="22"/>
+                <w:sz w:val="24"/>
               </w:rPr>
               <w:t>Vẽ tam giác kiểm chứng kết quả tính toán</w:t>
             </w:r>
@@ -840,7 +840,7 @@
             </w:pPr>
             <w:r>
               <w:rPr>
-                <w:sz w:val="22"/>
+                <w:sz w:val="24"/>
               </w:rPr>
               <w:t>Hướng dẫn HS nhập tọa độ đỉnh</w:t>
             </w:r>
@@ -862,7 +862,7 @@
             </w:pPr>
             <w:r>
               <w:rPr>
-                <w:sz w:val="22"/>
+                <w:sz w:val="24"/>
               </w:rPr>
               <w:t>Chatbot AI (tùy chọn, 01 thiết bị/nhóm)</w:t>
             </w:r>
@@ -879,7 +879,7 @@
             </w:pPr>
             <w:r>
               <w:rPr>
-                <w:sz w:val="22"/>
+                <w:sz w:val="24"/>
               </w:rPr>
               <w:t>HĐ3 – Vận dụng</w:t>
             </w:r>
@@ -896,7 +896,7 @@
             </w:pPr>
             <w:r>
               <w:rPr>
-                <w:sz w:val="22"/>
+                <w:sz w:val="24"/>
               </w:rPr>
               <w:t>Xin gợi ý một bước khi gặp bài toán khó; không xin đáp số</w:t>
             </w:r>
@@ -913,7 +913,7 @@
             </w:pPr>
             <w:r>
               <w:rPr>
-                <w:sz w:val="22"/>
+                <w:sz w:val="24"/>
               </w:rPr>
               <w:t>Cung cấp câu lệnh mẫu; yêu cầu ghi Nhật ký AI</w:t>
             </w:r>
@@ -935,7 +935,7 @@
             </w:pPr>
             <w:r>
               <w:rPr>
-                <w:sz w:val="22"/>
+                <w:sz w:val="24"/>
               </w:rPr>
               <w:t>Trang trắc nghiệm trực tuyến</w:t>
             </w:r>
@@ -952,7 +952,7 @@
             </w:pPr>
             <w:r>
               <w:rPr>
-                <w:sz w:val="22"/>
+                <w:sz w:val="24"/>
               </w:rPr>
               <w:t>HĐ4 – Củng cố</w:t>
             </w:r>
@@ -969,7 +969,7 @@
             </w:pPr>
             <w:r>
               <w:rPr>
-                <w:sz w:val="22"/>
+                <w:sz w:val="24"/>
               </w:rPr>
               <w:t>Làm 6 câu MCQ + 1 câu đúng/sai về hệ thức lượng trong tam giác</w:t>
             </w:r>
@@ -986,7 +986,7 @@
             </w:pPr>
             <w:r>
               <w:rPr>
-                <w:sz w:val="22"/>
+                <w:sz w:val="24"/>
               </w:rPr>
               <w:t>Chiếu mã QR hoặc gửi link lên nhóm lớp</w:t>
             </w:r>
@@ -7454,7 +7454,7 @@
       <w:r>
         <w:rPr>
           <w:i/>
-          <w:sz w:val="20"/>
+          <w:sz w:val="24"/>
         </w:rPr>
         <w:t>Sơ đồ tư duy – Hệ thức lượng trong tam giác (TTT biên soạn theo SGK)</w:t>
       </w:r>
@@ -12175,7 +12175,7 @@
             <w:r>
               <w:rPr>
                 <w:b/>
-                <w:sz w:val="22"/>
+                <w:sz w:val="24"/>
               </w:rPr>
               <w:t>Hoạt động</w:t>
             </w:r>
@@ -12195,7 +12195,7 @@
             <w:r>
               <w:rPr>
                 <w:b/>
-                <w:sz w:val="22"/>
+                <w:sz w:val="24"/>
               </w:rPr>
               <w:t>Hình thức đánh giá</w:t>
             </w:r>
@@ -12215,7 +12215,7 @@
             <w:r>
               <w:rPr>
                 <w:b/>
-                <w:sz w:val="22"/>
+                <w:sz w:val="24"/>
               </w:rPr>
               <w:t>Công cụ</w:t>
             </w:r>
@@ -12235,7 +12235,7 @@
             <w:r>
               <w:rPr>
                 <w:b/>
-                <w:sz w:val="22"/>
+                <w:sz w:val="24"/>
               </w:rPr>
               <w:t>Tiêu chí (thông báo trước cho HS)</w:t>
             </w:r>
@@ -12257,7 +12257,7 @@
             </w:pPr>
             <w:r>
               <w:rPr>
-                <w:sz w:val="22"/>
+                <w:sz w:val="24"/>
               </w:rPr>
               <w:t>HĐ1 – Ôn công thức</w:t>
             </w:r>
@@ -12274,7 +12274,7 @@
             </w:pPr>
             <w:r>
               <w:rPr>
-                <w:sz w:val="22"/>
+                <w:sz w:val="24"/>
               </w:rPr>
               <w:t>Vấn đáp nhanh</w:t>
             </w:r>
@@ -12291,7 +12291,7 @@
             </w:pPr>
             <w:r>
               <w:rPr>
-                <w:sz w:val="22"/>
+                <w:sz w:val="24"/>
               </w:rPr>
               <w:t>Câu hỏi miệng</w:t>
             </w:r>
@@ -12308,7 +12308,7 @@
             </w:pPr>
             <w:r>
               <w:rPr>
-                <w:sz w:val="22"/>
+                <w:sz w:val="24"/>
               </w:rPr>
               <w:t>Trả lời đúng ≥ 2/4 câu nhanh.</w:t>
             </w:r>
@@ -12330,7 +12330,7 @@
             </w:pPr>
             <w:r>
               <w:rPr>
-                <w:sz w:val="22"/>
+                <w:sz w:val="24"/>
               </w:rPr>
               <w:t>HĐ2 – Luyện tập</w:t>
             </w:r>
@@ -12347,7 +12347,7 @@
             </w:pPr>
             <w:r>
               <w:rPr>
-                <w:sz w:val="22"/>
+                <w:sz w:val="24"/>
               </w:rPr>
               <w:t>Phiếu học tập 3 mức</w:t>
             </w:r>
@@ -12364,7 +12364,7 @@
             </w:pPr>
             <w:r>
               <w:rPr>
-                <w:sz w:val="22"/>
+                <w:sz w:val="24"/>
               </w:rPr>
               <w:t>Phiếu + quan sát</w:t>
             </w:r>
@@ -12381,7 +12381,7 @@
             </w:pPr>
             <w:r>
               <w:rPr>
-                <w:sz w:val="22"/>
+                <w:sz w:val="24"/>
               </w:rPr>
               <w:t>Hoàn thành ≥ 4/8 bài theo mức đã chọn.</w:t>
             </w:r>
@@ -12403,7 +12403,7 @@
             </w:pPr>
             <w:r>
               <w:rPr>
-                <w:sz w:val="22"/>
+                <w:sz w:val="24"/>
               </w:rPr>
               <w:t>HĐ3 – Vận dụng</w:t>
             </w:r>
@@ -12420,7 +12420,7 @@
             </w:pPr>
             <w:r>
               <w:rPr>
-                <w:sz w:val="22"/>
+                <w:sz w:val="24"/>
               </w:rPr>
               <w:t>Bài toán nhóm đo đạc</w:t>
             </w:r>
@@ -12437,7 +12437,7 @@
             </w:pPr>
             <w:r>
               <w:rPr>
-                <w:sz w:val="22"/>
+                <w:sz w:val="24"/>
               </w:rPr>
               <w:t>Bảng phụ / Padlet</w:t>
             </w:r>
@@ -12454,7 +12454,7 @@
             </w:pPr>
             <w:r>
               <w:rPr>
-                <w:sz w:val="22"/>
+                <w:sz w:val="24"/>
               </w:rPr>
               <w:t>Rubric 10 điểm (xem Phụ lục 2).</w:t>
             </w:r>
@@ -12476,7 +12476,7 @@
             </w:pPr>
             <w:r>
               <w:rPr>
-                <w:sz w:val="22"/>
+                <w:sz w:val="24"/>
               </w:rPr>
               <w:t>HĐ4 – Củng cố</w:t>
             </w:r>
@@ -12493,7 +12493,7 @@
             </w:pPr>
             <w:r>
               <w:rPr>
-                <w:sz w:val="22"/>
+                <w:sz w:val="24"/>
               </w:rPr>
               <w:t>Trắc nghiệm online</w:t>
             </w:r>
@@ -12510,7 +12510,7 @@
             </w:pPr>
             <w:r>
               <w:rPr>
-                <w:sz w:val="22"/>
+                <w:sz w:val="24"/>
               </w:rPr>
               <w:t>Kết quả trang web</w:t>
             </w:r>
@@ -12527,7 +12527,7 @@
             </w:pPr>
             <w:r>
               <w:rPr>
-                <w:sz w:val="22"/>
+                <w:sz w:val="24"/>
               </w:rPr>
               <w:t>Đạt ≥ 5/7 câu đúng.</w:t>
             </w:r>
@@ -12580,7 +12580,7 @@
             <w:r>
               <w:rPr>
                 <w:b/>
-                <w:sz w:val="22"/>
+                <w:sz w:val="24"/>
               </w:rPr>
               <w:t>Tiêu chí</w:t>
             </w:r>
@@ -12600,7 +12600,7 @@
             <w:r>
               <w:rPr>
                 <w:b/>
-                <w:sz w:val="22"/>
+                <w:sz w:val="24"/>
               </w:rPr>
               <w:t>Mức tốt</w:t>
             </w:r>
@@ -12620,7 +12620,7 @@
             <w:r>
               <w:rPr>
                 <w:b/>
-                <w:sz w:val="22"/>
+                <w:sz w:val="24"/>
               </w:rPr>
               <w:t>Mức đạt</w:t>
             </w:r>
@@ -12640,7 +12640,7 @@
             <w:r>
               <w:rPr>
                 <w:b/>
-                <w:sz w:val="22"/>
+                <w:sz w:val="24"/>
               </w:rPr>
               <w:t>Mức chưa đạt</w:t>
             </w:r>
@@ -12660,7 +12660,7 @@
             <w:r>
               <w:rPr>
                 <w:b/>
-                <w:sz w:val="22"/>
+                <w:sz w:val="24"/>
               </w:rPr>
               <w:t>Điểm</w:t>
             </w:r>
@@ -12682,7 +12682,7 @@
             </w:pPr>
             <w:r>
               <w:rPr>
-                <w:sz w:val="22"/>
+                <w:sz w:val="24"/>
               </w:rPr>
               <w:t>Xác định và áp dụng đúng công thức</w:t>
             </w:r>
@@ -12699,7 +12699,7 @@
             </w:pPr>
             <w:r>
               <w:rPr>
-                <w:sz w:val="22"/>
+                <w:sz w:val="24"/>
               </w:rPr>
               <w:t>Đúng, lập luận rõ</w:t>
             </w:r>
@@ -12716,7 +12716,7 @@
             </w:pPr>
             <w:r>
               <w:rPr>
-                <w:sz w:val="22"/>
+                <w:sz w:val="24"/>
               </w:rPr>
               <w:t>Đúng nhưng chưa giải thích</w:t>
             </w:r>
@@ -12733,7 +12733,7 @@
             </w:pPr>
             <w:r>
               <w:rPr>
-                <w:sz w:val="22"/>
+                <w:sz w:val="24"/>
               </w:rPr>
               <w:t>Sai hoặc thiếu</w:t>
             </w:r>
@@ -12751,7 +12751,7 @@
             </w:pPr>
             <w:r>
               <w:rPr>
-                <w:sz w:val="22"/>
+                <w:sz w:val="24"/>
               </w:rPr>
               <w:t>3</w:t>
             </w:r>
@@ -12773,7 +12773,7 @@
             </w:pPr>
             <w:r>
               <w:rPr>
-                <w:sz w:val="22"/>
+                <w:sz w:val="24"/>
               </w:rPr>
               <w:t>Tính toán chính xác</w:t>
             </w:r>
@@ -12790,7 +12790,7 @@
             </w:pPr>
             <w:r>
               <w:rPr>
-                <w:sz w:val="22"/>
+                <w:sz w:val="24"/>
               </w:rPr>
               <w:t>Không sai số</w:t>
             </w:r>
@@ -12807,7 +12807,7 @@
             </w:pPr>
             <w:r>
               <w:rPr>
-                <w:sz w:val="22"/>
+                <w:sz w:val="24"/>
               </w:rPr>
               <w:t>≤ 1 lỗi số học</w:t>
             </w:r>
@@ -12824,7 +12824,7 @@
             </w:pPr>
             <w:r>
               <w:rPr>
-                <w:sz w:val="22"/>
+                <w:sz w:val="24"/>
               </w:rPr>
               <w:t>&gt; 1 lỗi</w:t>
             </w:r>
@@ -12842,7 +12842,7 @@
             </w:pPr>
             <w:r>
               <w:rPr>
-                <w:sz w:val="22"/>
+                <w:sz w:val="24"/>
               </w:rPr>
               <w:t>3</w:t>
             </w:r>
@@ -12864,7 +12864,7 @@
             </w:pPr>
             <w:r>
               <w:rPr>
-                <w:sz w:val="22"/>
+                <w:sz w:val="24"/>
               </w:rPr>
               <w:t>Trình bày lời giải</w:t>
             </w:r>
@@ -12881,7 +12881,7 @@
             </w:pPr>
             <w:r>
               <w:rPr>
-                <w:sz w:val="22"/>
+                <w:sz w:val="24"/>
               </w:rPr>
               <w:t>Sạch, đủ bước, rõ ý nghĩa kết quả</w:t>
             </w:r>
@@ -12898,7 +12898,7 @@
             </w:pPr>
             <w:r>
               <w:rPr>
-                <w:sz w:val="22"/>
+                <w:sz w:val="24"/>
               </w:rPr>
               <w:t>Đủ bước nhưng chưa diễn giải</w:t>
             </w:r>
@@ -12915,7 +12915,7 @@
             </w:pPr>
             <w:r>
               <w:rPr>
-                <w:sz w:val="22"/>
+                <w:sz w:val="24"/>
               </w:rPr>
               <w:t>Thiếu bước, lộn xộn</w:t>
             </w:r>
@@ -12933,7 +12933,7 @@
             </w:pPr>
             <w:r>
               <w:rPr>
-                <w:sz w:val="22"/>
+                <w:sz w:val="24"/>
               </w:rPr>
               <w:t>2</w:t>
             </w:r>
@@ -12955,7 +12955,7 @@
             </w:pPr>
             <w:r>
               <w:rPr>
-                <w:sz w:val="22"/>
+                <w:sz w:val="24"/>
               </w:rPr>
               <w:t>Nhật ký sử dụng AI</w:t>
             </w:r>
@@ -12972,7 +12972,7 @@
             </w:pPr>
             <w:r>
               <w:rPr>
-                <w:sz w:val="22"/>
+                <w:sz w:val="24"/>
               </w:rPr>
               <w:t>Ghi đủ câu lệnh, kết quả AI, nhận xét</w:t>
             </w:r>
@@ -12989,7 +12989,7 @@
             </w:pPr>
             <w:r>
               <w:rPr>
-                <w:sz w:val="22"/>
+                <w:sz w:val="24"/>
               </w:rPr>
               <w:t>Ghi câu lệnh và kết quả</w:t>
             </w:r>
@@ -13006,7 +13006,7 @@
             </w:pPr>
             <w:r>
               <w:rPr>
-                <w:sz w:val="22"/>
+                <w:sz w:val="24"/>
               </w:rPr>
               <w:t>Thiếu hoặc không có</w:t>
             </w:r>
@@ -13024,7 +13024,7 @@
             </w:pPr>
             <w:r>
               <w:rPr>
-                <w:sz w:val="22"/>
+                <w:sz w:val="24"/>
               </w:rPr>
               <w:t>2</w:t>
             </w:r>
@@ -16522,7 +16522,7 @@
             <w:r>
               <w:rPr>
                 <w:b/>
-                <w:sz w:val="22"/>
+                <w:sz w:val="24"/>
               </w:rPr>
               <w:t>Lần</w:t>
             </w:r>
@@ -16542,7 +16542,7 @@
             <w:r>
               <w:rPr>
                 <w:b/>
-                <w:sz w:val="22"/>
+                <w:sz w:val="24"/>
               </w:rPr>
               <w:t>Câu lệnh em/nhóm đã nhập</w:t>
             </w:r>
@@ -16562,7 +16562,7 @@
             <w:r>
               <w:rPr>
                 <w:b/>
-                <w:sz w:val="22"/>
+                <w:sz w:val="24"/>
               </w:rPr>
               <w:t>AI trả lời (tóm tắt)</w:t>
             </w:r>
@@ -16582,7 +16582,7 @@
             <w:r>
               <w:rPr>
                 <w:b/>
-                <w:sz w:val="22"/>
+                <w:sz w:val="24"/>
               </w:rPr>
               <w:t>Em/nhóm kiểm chứng thế nào? Đúng/sai?</w:t>
             </w:r>
@@ -16602,7 +16602,7 @@
             <w:r>
               <w:rPr>
                 <w:b/>
-                <w:sz w:val="22"/>
+                <w:sz w:val="24"/>
               </w:rPr>
               <w:t>Em/nhóm đã dùng gợi ý vào đâu</w:t>
             </w:r>
@@ -16625,7 +16625,7 @@
             </w:pPr>
             <w:r>
               <w:rPr>
-                <w:sz w:val="22"/>
+                <w:sz w:val="24"/>
               </w:rPr>
               <w:t>1</w:t>
             </w:r>
@@ -16702,7 +16702,7 @@
             </w:pPr>
             <w:r>
               <w:rPr>
-                <w:sz w:val="22"/>
+                <w:sz w:val="24"/>
               </w:rPr>
               <w:t>2</w:t>
             </w:r>
@@ -16820,7 +16820,7 @@
       <w:rPr>
         <w:i/>
         <w:color w:val="1F4E79"/>
-        <w:sz w:val="22"/>
+        <w:sz w:val="24"/>
       </w:rPr>
       <w:t>GV: TTT</w:t>
     </w:r>
@@ -16828,7 +16828,7 @@
       <w:rPr>
         <w:i/>
         <w:color w:val="1F4E79"/>
-        <w:sz w:val="22"/>
+        <w:sz w:val="24"/>
       </w:rPr>
       <w:tab/>
       <w:t xml:space="preserve">Trang </w:t>
@@ -16845,14 +16845,14 @@
     <w:r>
       <w:rPr>
         <w:i/>
-        <w:sz w:val="22"/>
+        <w:sz w:val="24"/>
       </w:rPr>
       <w:t>1</w:t>
     </w:r>
     <w:r>
       <w:rPr>
         <w:i/>
-        <w:sz w:val="22"/>
+        <w:sz w:val="24"/>
       </w:rPr>
       <w:fldChar w:fldCharType="end"/>
     </w:r>
@@ -16912,7 +16912,7 @@
         <w:b/>
         <w:i/>
         <w:color w:val="1F4E79"/>
-        <w:sz w:val="22"/>
+        <w:sz w:val="24"/>
       </w:rPr>
       <w:t>KHBD-TOÁN10</w:t>
     </w:r>
@@ -16920,7 +16920,7 @@
       <w:rPr>
         <w:i/>
         <w:color w:val="1F4E79"/>
-        <w:sz w:val="22"/>
+        <w:sz w:val="24"/>
       </w:rPr>
       <w:tab/>
       <w:t>Năm học 2026-2027</w:t>
@@ -17027,7 +17027,7 @@
         <w:ind w:left="1440" w:hanging="360"/>
       </w:pPr>
       <w:rPr>
-        <w:rFonts w:ascii="Symbol" w:hAnsi="Symbol" w:hint="default"/>
+        <w:rFonts w:ascii="Times New Roman" w:hAnsi="Times New Roman" w:eastAsia="Times New Roman" w:cs="Times New Roman"/>
       </w:rPr>
     </w:lvl>
   </w:abstractNum>
@@ -17048,7 +17048,7 @@
         <w:ind w:left="1080" w:hanging="360"/>
       </w:pPr>
       <w:rPr>
-        <w:rFonts w:ascii="Symbol" w:hAnsi="Symbol" w:hint="default"/>
+        <w:rFonts w:ascii="Times New Roman" w:hAnsi="Times New Roman" w:eastAsia="Times New Roman" w:cs="Times New Roman"/>
       </w:rPr>
     </w:lvl>
   </w:abstractNum>
@@ -17069,7 +17069,7 @@
         <w:ind w:left="720" w:hanging="360"/>
       </w:pPr>
       <w:rPr>
-        <w:rFonts w:ascii="Symbol" w:hAnsi="Symbol" w:hint="default"/>
+        <w:rFonts w:ascii="Times New Roman" w:hAnsi="Times New Roman" w:eastAsia="Times New Roman" w:cs="Times New Roman"/>
       </w:rPr>
     </w:lvl>
   </w:abstractNum>
@@ -17108,7 +17108,7 @@
         <w:ind w:left="360" w:hanging="360"/>
       </w:pPr>
       <w:rPr>
-        <w:rFonts w:ascii="Symbol" w:hAnsi="Symbol" w:hint="default"/>
+        <w:rFonts w:ascii="Times New Roman" w:hAnsi="Times New Roman" w:eastAsia="Times New Roman" w:cs="Times New Roman"/>
       </w:rPr>
     </w:lvl>
   </w:abstractNum>
@@ -17147,10 +17147,10 @@
   <w:docDefaults>
     <w:rPrDefault>
       <w:rPr>
-        <w:rFonts w:asciiTheme="minorHAnsi" w:eastAsiaTheme="minorEastAsia" w:hAnsiTheme="minorHAnsi" w:cstheme="minorBidi"/>
-        <w:sz w:val="22"/>
-        <w:szCs w:val="22"/>
+        <w:rFonts w:ascii="Times New Roman" w:hAnsi="Times New Roman" w:eastAsia="Times New Roman" w:cs="Times New Roman"/>
         <w:lang w:val="en-US" w:eastAsia="en-US" w:bidi="ar-SA"/>
+        <w:sz w:val="24"/>
+        <w:szCs w:val="24"/>
       </w:rPr>
     </w:rPrDefault>
     <w:pPrDefault>
@@ -17533,8 +17533,8 @@
     <w:qFormat/>
     <w:rsid w:val="00FC693F"/>
     <w:rPr>
-      <w:rFonts w:ascii="Times New Roman" w:eastAsia="Times New Roman" w:hAnsi="Times New Roman"/>
-      <w:sz w:val="26"/>
+      <w:rFonts w:ascii="Times New Roman" w:hAnsi="Times New Roman" w:eastAsia="Times New Roman" w:cs="Times New Roman"/>
+      <w:sz w:val="24"/>
     </w:rPr>
   </w:style>
   <w:style w:type="paragraph" w:styleId="Heading1">
@@ -17552,12 +17552,12 @@
       <w:outlineLvl w:val="0"/>
     </w:pPr>
     <w:rPr>
-      <w:rFonts w:asciiTheme="majorHAnsi" w:eastAsiaTheme="majorEastAsia" w:hAnsiTheme="majorHAnsi" w:cstheme="majorBidi"/>
+      <w:rFonts w:ascii="Times New Roman" w:hAnsi="Times New Roman" w:eastAsia="Times New Roman" w:cs="Times New Roman"/>
       <w:b/>
       <w:bCs/>
       <w:color w:val="365F91" w:themeColor="accent1" w:themeShade="BF"/>
-      <w:sz w:val="28"/>
-      <w:szCs w:val="28"/>
+      <w:sz w:val="24"/>
+      <w:szCs w:val="24"/>
     </w:rPr>
   </w:style>
   <w:style w:type="paragraph" w:styleId="Heading2">
@@ -17576,11 +17576,11 @@
       <w:outlineLvl w:val="1"/>
     </w:pPr>
     <w:rPr>
-      <w:rFonts w:asciiTheme="majorHAnsi" w:eastAsiaTheme="majorEastAsia" w:hAnsiTheme="majorHAnsi" w:cstheme="majorBidi"/>
+      <w:rFonts w:ascii="Times New Roman" w:hAnsi="Times New Roman" w:eastAsia="Times New Roman" w:cs="Times New Roman"/>
       <w:b/>
       <w:bCs/>
       <w:color w:val="4F81BD" w:themeColor="accent1"/>
-      <w:szCs w:val="26"/>
+      <w:szCs w:val="24"/>
     </w:rPr>
   </w:style>
   <w:style w:type="paragraph" w:styleId="Heading3">
@@ -17599,7 +17599,7 @@
       <w:outlineLvl w:val="2"/>
     </w:pPr>
     <w:rPr>
-      <w:rFonts w:asciiTheme="majorHAnsi" w:eastAsiaTheme="majorEastAsia" w:hAnsiTheme="majorHAnsi" w:cstheme="majorBidi"/>
+      <w:rFonts w:ascii="Times New Roman" w:hAnsi="Times New Roman" w:eastAsia="Times New Roman" w:cs="Times New Roman"/>
       <w:b/>
       <w:bCs/>
       <w:color w:val="4F81BD" w:themeColor="accent1"/>
@@ -17622,7 +17622,7 @@
       <w:outlineLvl w:val="3"/>
     </w:pPr>
     <w:rPr>
-      <w:rFonts w:asciiTheme="majorHAnsi" w:eastAsiaTheme="majorEastAsia" w:hAnsiTheme="majorHAnsi" w:cstheme="majorBidi"/>
+      <w:rFonts w:ascii="Times New Roman" w:hAnsi="Times New Roman" w:eastAsia="Times New Roman" w:cs="Times New Roman"/>
       <w:b/>
       <w:bCs/>
       <w:i/>
@@ -17647,7 +17647,7 @@
       <w:outlineLvl w:val="4"/>
     </w:pPr>
     <w:rPr>
-      <w:rFonts w:asciiTheme="majorHAnsi" w:eastAsiaTheme="majorEastAsia" w:hAnsiTheme="majorHAnsi" w:cstheme="majorBidi"/>
+      <w:rFonts w:ascii="Times New Roman" w:hAnsi="Times New Roman" w:eastAsia="Times New Roman" w:cs="Times New Roman"/>
       <w:color w:val="243F60" w:themeColor="accent1" w:themeShade="7F"/>
     </w:rPr>
   </w:style>
@@ -17668,7 +17668,7 @@
       <w:outlineLvl w:val="5"/>
     </w:pPr>
     <w:rPr>
-      <w:rFonts w:asciiTheme="majorHAnsi" w:eastAsiaTheme="majorEastAsia" w:hAnsiTheme="majorHAnsi" w:cstheme="majorBidi"/>
+      <w:rFonts w:ascii="Times New Roman" w:hAnsi="Times New Roman" w:eastAsia="Times New Roman" w:cs="Times New Roman"/>
       <w:i/>
       <w:iCs/>
       <w:color w:val="243F60" w:themeColor="accent1" w:themeShade="7F"/>
@@ -17691,7 +17691,7 @@
       <w:outlineLvl w:val="6"/>
     </w:pPr>
     <w:rPr>
-      <w:rFonts w:asciiTheme="majorHAnsi" w:eastAsiaTheme="majorEastAsia" w:hAnsiTheme="majorHAnsi" w:cstheme="majorBidi"/>
+      <w:rFonts w:ascii="Times New Roman" w:hAnsi="Times New Roman" w:eastAsia="Times New Roman" w:cs="Times New Roman"/>
       <w:i/>
       <w:iCs/>
       <w:color w:val="404040" w:themeColor="text1" w:themeTint="BF"/>
@@ -17714,10 +17714,10 @@
       <w:outlineLvl w:val="7"/>
     </w:pPr>
     <w:rPr>
-      <w:rFonts w:asciiTheme="majorHAnsi" w:eastAsiaTheme="majorEastAsia" w:hAnsiTheme="majorHAnsi" w:cstheme="majorBidi"/>
+      <w:rFonts w:ascii="Times New Roman" w:hAnsi="Times New Roman" w:eastAsia="Times New Roman" w:cs="Times New Roman"/>
       <w:color w:val="4F81BD" w:themeColor="accent1"/>
-      <w:sz w:val="20"/>
-      <w:szCs w:val="20"/>
+      <w:sz w:val="24"/>
+      <w:szCs w:val="24"/>
     </w:rPr>
   </w:style>
   <w:style w:type="paragraph" w:styleId="Heading9">
@@ -17737,12 +17737,12 @@
       <w:outlineLvl w:val="8"/>
     </w:pPr>
     <w:rPr>
-      <w:rFonts w:asciiTheme="majorHAnsi" w:eastAsiaTheme="majorEastAsia" w:hAnsiTheme="majorHAnsi" w:cstheme="majorBidi"/>
+      <w:rFonts w:ascii="Times New Roman" w:hAnsi="Times New Roman" w:eastAsia="Times New Roman" w:cs="Times New Roman"/>
       <w:i/>
       <w:iCs/>
       <w:color w:val="404040" w:themeColor="text1" w:themeTint="BF"/>
-      <w:sz w:val="20"/>
-      <w:szCs w:val="20"/>
+      <w:sz w:val="24"/>
+      <w:szCs w:val="24"/>
     </w:rPr>
   </w:style>
   <w:style w:type="character" w:default="1" w:styleId="DefaultParagraphFont">
@@ -17824,12 +17824,12 @@
     <w:uiPriority w:val="9"/>
     <w:rsid w:val="00FC693F"/>
     <w:rPr>
-      <w:rFonts w:asciiTheme="majorHAnsi" w:eastAsiaTheme="majorEastAsia" w:hAnsiTheme="majorHAnsi" w:cstheme="majorBidi"/>
+      <w:rFonts w:ascii="Times New Roman" w:hAnsi="Times New Roman" w:eastAsia="Times New Roman" w:cs="Times New Roman"/>
       <w:b/>
       <w:bCs/>
       <w:color w:val="365F91" w:themeColor="accent1" w:themeShade="BF"/>
-      <w:sz w:val="28"/>
-      <w:szCs w:val="28"/>
+      <w:sz w:val="24"/>
+      <w:szCs w:val="24"/>
     </w:rPr>
   </w:style>
   <w:style w:type="character" w:customStyle="1" w:styleId="Heading2Char">
@@ -17839,12 +17839,12 @@
     <w:uiPriority w:val="9"/>
     <w:rsid w:val="00FC693F"/>
     <w:rPr>
-      <w:rFonts w:asciiTheme="majorHAnsi" w:eastAsiaTheme="majorEastAsia" w:hAnsiTheme="majorHAnsi" w:cstheme="majorBidi"/>
+      <w:rFonts w:ascii="Times New Roman" w:hAnsi="Times New Roman" w:eastAsia="Times New Roman" w:cs="Times New Roman"/>
       <w:b/>
       <w:bCs/>
       <w:color w:val="4F81BD" w:themeColor="accent1"/>
-      <w:sz w:val="26"/>
-      <w:szCs w:val="26"/>
+      <w:sz w:val="24"/>
+      <w:szCs w:val="24"/>
     </w:rPr>
   </w:style>
   <w:style w:type="character" w:customStyle="1" w:styleId="Heading3Char">
@@ -17854,7 +17854,7 @@
     <w:uiPriority w:val="9"/>
     <w:rsid w:val="00FC693F"/>
     <w:rPr>
-      <w:rFonts w:asciiTheme="majorHAnsi" w:eastAsiaTheme="majorEastAsia" w:hAnsiTheme="majorHAnsi" w:cstheme="majorBidi"/>
+      <w:rFonts w:ascii="Times New Roman" w:hAnsi="Times New Roman" w:eastAsia="Times New Roman" w:cs="Times New Roman"/>
       <w:b/>
       <w:bCs/>
       <w:color w:val="4F81BD" w:themeColor="accent1"/>
@@ -17876,12 +17876,12 @@
       <w:contextualSpacing/>
     </w:pPr>
     <w:rPr>
-      <w:rFonts w:asciiTheme="majorHAnsi" w:eastAsiaTheme="majorEastAsia" w:hAnsiTheme="majorHAnsi" w:cstheme="majorBidi"/>
+      <w:rFonts w:ascii="Times New Roman" w:hAnsi="Times New Roman" w:eastAsia="Times New Roman" w:cs="Times New Roman"/>
       <w:color w:val="17365D" w:themeColor="text2" w:themeShade="BF"/>
       <w:spacing w:val="5"/>
       <w:kern w:val="28"/>
-      <w:sz w:val="52"/>
-      <w:szCs w:val="52"/>
+      <w:sz w:val="24"/>
+      <w:szCs w:val="24"/>
     </w:rPr>
   </w:style>
   <w:style w:type="character" w:customStyle="1" w:styleId="TitleChar">
@@ -17891,12 +17891,12 @@
     <w:uiPriority w:val="10"/>
     <w:rsid w:val="00FC693F"/>
     <w:rPr>
-      <w:rFonts w:asciiTheme="majorHAnsi" w:eastAsiaTheme="majorEastAsia" w:hAnsiTheme="majorHAnsi" w:cstheme="majorBidi"/>
+      <w:rFonts w:ascii="Times New Roman" w:hAnsi="Times New Roman" w:eastAsia="Times New Roman" w:cs="Times New Roman"/>
       <w:color w:val="17365D" w:themeColor="text2" w:themeShade="BF"/>
       <w:spacing w:val="5"/>
       <w:kern w:val="28"/>
-      <w:sz w:val="52"/>
-      <w:szCs w:val="52"/>
+      <w:sz w:val="24"/>
+      <w:szCs w:val="24"/>
     </w:rPr>
   </w:style>
   <w:style w:type="paragraph" w:styleId="Subtitle">
@@ -17913,7 +17913,7 @@
       </w:numPr>
     </w:pPr>
     <w:rPr>
-      <w:rFonts w:asciiTheme="majorHAnsi" w:eastAsiaTheme="majorEastAsia" w:hAnsiTheme="majorHAnsi" w:cstheme="majorBidi"/>
+      <w:rFonts w:ascii="Times New Roman" w:hAnsi="Times New Roman" w:eastAsia="Times New Roman" w:cs="Times New Roman"/>
       <w:i/>
       <w:iCs/>
       <w:color w:val="4F81BD" w:themeColor="accent1"/>
@@ -17929,7 +17929,7 @@
     <w:uiPriority w:val="11"/>
     <w:rsid w:val="00FC693F"/>
     <w:rPr>
-      <w:rFonts w:asciiTheme="majorHAnsi" w:eastAsiaTheme="majorEastAsia" w:hAnsiTheme="majorHAnsi" w:cstheme="majorBidi"/>
+      <w:rFonts w:ascii="Times New Roman" w:hAnsi="Times New Roman" w:eastAsia="Times New Roman" w:cs="Times New Roman"/>
       <w:i/>
       <w:iCs/>
       <w:color w:val="4F81BD" w:themeColor="accent1"/>
@@ -17996,8 +17996,8 @@
       <w:spacing w:after="120"/>
     </w:pPr>
     <w:rPr>
-      <w:sz w:val="16"/>
-      <w:szCs w:val="16"/>
+      <w:sz w:val="24"/>
+      <w:szCs w:val="24"/>
     </w:rPr>
   </w:style>
   <w:style w:type="character" w:customStyle="1" w:styleId="BodyText3Char">
@@ -18007,8 +18007,8 @@
     <w:uiPriority w:val="99"/>
     <w:rsid w:val="00AA1D8D"/>
     <w:rPr>
-      <w:sz w:val="16"/>
-      <w:szCs w:val="16"/>
+      <w:sz w:val="24"/>
+      <w:szCs w:val="24"/>
     </w:rPr>
   </w:style>
   <w:style w:type="paragraph" w:styleId="List">
@@ -18176,9 +18176,9 @@
       </w:tabs>
     </w:pPr>
     <w:rPr>
-      <w:rFonts w:ascii="Courier" w:hAnsi="Courier"/>
-      <w:sz w:val="20"/>
-      <w:szCs w:val="20"/>
+      <w:rFonts w:ascii="Times New Roman" w:hAnsi="Times New Roman" w:eastAsia="Times New Roman" w:cs="Times New Roman"/>
+      <w:sz w:val="24"/>
+      <w:szCs w:val="24"/>
     </w:rPr>
   </w:style>
   <w:style w:type="character" w:customStyle="1" w:styleId="MacroTextChar">
@@ -18188,9 +18188,9 @@
     <w:uiPriority w:val="99"/>
     <w:rsid w:val="0029639D"/>
     <w:rPr>
-      <w:rFonts w:ascii="Courier" w:hAnsi="Courier"/>
-      <w:sz w:val="20"/>
-      <w:szCs w:val="20"/>
+      <w:rFonts w:ascii="Times New Roman" w:hAnsi="Times New Roman" w:eastAsia="Times New Roman" w:cs="Times New Roman"/>
+      <w:sz w:val="24"/>
+      <w:szCs w:val="24"/>
     </w:rPr>
   </w:style>
   <w:style w:type="paragraph" w:styleId="Quote">
@@ -18227,7 +18227,7 @@
     <w:semiHidden/>
     <w:rsid w:val="00FC693F"/>
     <w:rPr>
-      <w:rFonts w:asciiTheme="majorHAnsi" w:eastAsiaTheme="majorEastAsia" w:hAnsiTheme="majorHAnsi" w:cstheme="majorBidi"/>
+      <w:rFonts w:ascii="Times New Roman" w:hAnsi="Times New Roman" w:eastAsia="Times New Roman" w:cs="Times New Roman"/>
       <w:b/>
       <w:bCs/>
       <w:i/>
@@ -18243,7 +18243,7 @@
     <w:semiHidden/>
     <w:rsid w:val="00FC693F"/>
     <w:rPr>
-      <w:rFonts w:asciiTheme="majorHAnsi" w:eastAsiaTheme="majorEastAsia" w:hAnsiTheme="majorHAnsi" w:cstheme="majorBidi"/>
+      <w:rFonts w:ascii="Times New Roman" w:hAnsi="Times New Roman" w:eastAsia="Times New Roman" w:cs="Times New Roman"/>
       <w:color w:val="243F60" w:themeColor="accent1" w:themeShade="7F"/>
     </w:rPr>
   </w:style>
@@ -18255,7 +18255,7 @@
     <w:semiHidden/>
     <w:rsid w:val="00FC693F"/>
     <w:rPr>
-      <w:rFonts w:asciiTheme="majorHAnsi" w:eastAsiaTheme="majorEastAsia" w:hAnsiTheme="majorHAnsi" w:cstheme="majorBidi"/>
+      <w:rFonts w:ascii="Times New Roman" w:hAnsi="Times New Roman" w:eastAsia="Times New Roman" w:cs="Times New Roman"/>
       <w:i/>
       <w:iCs/>
       <w:color w:val="243F60" w:themeColor="accent1" w:themeShade="7F"/>
@@ -18269,7 +18269,7 @@
     <w:semiHidden/>
     <w:rsid w:val="00FC693F"/>
     <w:rPr>
-      <w:rFonts w:asciiTheme="majorHAnsi" w:eastAsiaTheme="majorEastAsia" w:hAnsiTheme="majorHAnsi" w:cstheme="majorBidi"/>
+      <w:rFonts w:ascii="Times New Roman" w:hAnsi="Times New Roman" w:eastAsia="Times New Roman" w:cs="Times New Roman"/>
       <w:i/>
       <w:iCs/>
       <w:color w:val="404040" w:themeColor="text1" w:themeTint="BF"/>
@@ -18283,10 +18283,10 @@
     <w:semiHidden/>
     <w:rsid w:val="00FC693F"/>
     <w:rPr>
-      <w:rFonts w:asciiTheme="majorHAnsi" w:eastAsiaTheme="majorEastAsia" w:hAnsiTheme="majorHAnsi" w:cstheme="majorBidi"/>
+      <w:rFonts w:ascii="Times New Roman" w:hAnsi="Times New Roman" w:eastAsia="Times New Roman" w:cs="Times New Roman"/>
       <w:color w:val="4F81BD" w:themeColor="accent1"/>
-      <w:sz w:val="20"/>
-      <w:szCs w:val="20"/>
+      <w:sz w:val="24"/>
+      <w:szCs w:val="24"/>
     </w:rPr>
   </w:style>
   <w:style w:type="character" w:customStyle="1" w:styleId="Heading9Char">
@@ -18297,12 +18297,12 @@
     <w:semiHidden/>
     <w:rsid w:val="00FC693F"/>
     <w:rPr>
-      <w:rFonts w:asciiTheme="majorHAnsi" w:eastAsiaTheme="majorEastAsia" w:hAnsiTheme="majorHAnsi" w:cstheme="majorBidi"/>
+      <w:rFonts w:ascii="Times New Roman" w:hAnsi="Times New Roman" w:eastAsia="Times New Roman" w:cs="Times New Roman"/>
       <w:i/>
       <w:iCs/>
       <w:color w:val="404040" w:themeColor="text1" w:themeTint="BF"/>
-      <w:sz w:val="20"/>
-      <w:szCs w:val="20"/>
+      <w:sz w:val="24"/>
+      <w:szCs w:val="24"/>
     </w:rPr>
   </w:style>
   <w:style w:type="paragraph" w:styleId="Caption">
@@ -18321,8 +18321,8 @@
       <w:b/>
       <w:bCs/>
       <w:color w:val="4F81BD" w:themeColor="accent1"/>
-      <w:sz w:val="18"/>
-      <w:szCs w:val="18"/>
+      <w:sz w:val="24"/>
+      <w:szCs w:val="24"/>
     </w:rPr>
   </w:style>
   <w:style w:type="character" w:styleId="Strong">
@@ -19774,7 +19774,7 @@
         <w:spacing w:before="0" w:after="0" w:line="240" w:lineRule="auto"/>
       </w:pPr>
       <w:rPr>
-        <w:rFonts w:asciiTheme="majorHAnsi" w:eastAsiaTheme="majorEastAsia" w:hAnsiTheme="majorHAnsi" w:cstheme="majorBidi"/>
+        <w:rFonts w:ascii="Times New Roman" w:hAnsi="Times New Roman" w:eastAsia="Times New Roman" w:cs="Times New Roman"/>
         <w:b/>
         <w:bCs/>
       </w:rPr>
@@ -19795,7 +19795,7 @@
         <w:spacing w:before="0" w:after="0" w:line="240" w:lineRule="auto"/>
       </w:pPr>
       <w:rPr>
-        <w:rFonts w:asciiTheme="majorHAnsi" w:eastAsiaTheme="majorEastAsia" w:hAnsiTheme="majorHAnsi" w:cstheme="majorBidi"/>
+        <w:rFonts w:ascii="Times New Roman" w:hAnsi="Times New Roman" w:eastAsia="Times New Roman" w:cs="Times New Roman"/>
         <w:b/>
         <w:bCs/>
       </w:rPr>
@@ -19813,14 +19813,14 @@
     </w:tblStylePr>
     <w:tblStylePr w:type="firstCol">
       <w:rPr>
-        <w:rFonts w:asciiTheme="majorHAnsi" w:eastAsiaTheme="majorEastAsia" w:hAnsiTheme="majorHAnsi" w:cstheme="majorBidi"/>
+        <w:rFonts w:ascii="Times New Roman" w:hAnsi="Times New Roman" w:eastAsia="Times New Roman" w:cs="Times New Roman"/>
         <w:b/>
         <w:bCs/>
       </w:rPr>
     </w:tblStylePr>
     <w:tblStylePr w:type="lastCol">
       <w:rPr>
-        <w:rFonts w:asciiTheme="majorHAnsi" w:eastAsiaTheme="majorEastAsia" w:hAnsiTheme="majorHAnsi" w:cstheme="majorBidi"/>
+        <w:rFonts w:ascii="Times New Roman" w:hAnsi="Times New Roman" w:eastAsia="Times New Roman" w:cs="Times New Roman"/>
         <w:b/>
         <w:bCs/>
       </w:rPr>
@@ -19897,7 +19897,7 @@
         <w:spacing w:before="0" w:after="0" w:line="240" w:lineRule="auto"/>
       </w:pPr>
       <w:rPr>
-        <w:rFonts w:asciiTheme="majorHAnsi" w:eastAsiaTheme="majorEastAsia" w:hAnsiTheme="majorHAnsi" w:cstheme="majorBidi"/>
+        <w:rFonts w:ascii="Times New Roman" w:hAnsi="Times New Roman" w:eastAsia="Times New Roman" w:cs="Times New Roman"/>
         <w:b/>
         <w:bCs/>
       </w:rPr>
@@ -19918,7 +19918,7 @@
         <w:spacing w:before="0" w:after="0" w:line="240" w:lineRule="auto"/>
       </w:pPr>
       <w:rPr>
-        <w:rFonts w:asciiTheme="majorHAnsi" w:eastAsiaTheme="majorEastAsia" w:hAnsiTheme="majorHAnsi" w:cstheme="majorBidi"/>
+        <w:rFonts w:ascii="Times New Roman" w:hAnsi="Times New Roman" w:eastAsia="Times New Roman" w:cs="Times New Roman"/>
         <w:b/>
         <w:bCs/>
       </w:rPr>
@@ -19936,14 +19936,14 @@
     </w:tblStylePr>
     <w:tblStylePr w:type="firstCol">
       <w:rPr>
-        <w:rFonts w:asciiTheme="majorHAnsi" w:eastAsiaTheme="majorEastAsia" w:hAnsiTheme="majorHAnsi" w:cstheme="majorBidi"/>
+        <w:rFonts w:ascii="Times New Roman" w:hAnsi="Times New Roman" w:eastAsia="Times New Roman" w:cs="Times New Roman"/>
         <w:b/>
         <w:bCs/>
       </w:rPr>
     </w:tblStylePr>
     <w:tblStylePr w:type="lastCol">
       <w:rPr>
-        <w:rFonts w:asciiTheme="majorHAnsi" w:eastAsiaTheme="majorEastAsia" w:hAnsiTheme="majorHAnsi" w:cstheme="majorBidi"/>
+        <w:rFonts w:ascii="Times New Roman" w:hAnsi="Times New Roman" w:eastAsia="Times New Roman" w:cs="Times New Roman"/>
         <w:b/>
         <w:bCs/>
       </w:rPr>
@@ -20020,7 +20020,7 @@
         <w:spacing w:before="0" w:after="0" w:line="240" w:lineRule="auto"/>
       </w:pPr>
       <w:rPr>
-        <w:rFonts w:asciiTheme="majorHAnsi" w:eastAsiaTheme="majorEastAsia" w:hAnsiTheme="majorHAnsi" w:cstheme="majorBidi"/>
+        <w:rFonts w:ascii="Times New Roman" w:hAnsi="Times New Roman" w:eastAsia="Times New Roman" w:cs="Times New Roman"/>
         <w:b/>
         <w:bCs/>
       </w:rPr>
@@ -20041,7 +20041,7 @@
         <w:spacing w:before="0" w:after="0" w:line="240" w:lineRule="auto"/>
       </w:pPr>
       <w:rPr>
-        <w:rFonts w:asciiTheme="majorHAnsi" w:eastAsiaTheme="majorEastAsia" w:hAnsiTheme="majorHAnsi" w:cstheme="majorBidi"/>
+        <w:rFonts w:ascii="Times New Roman" w:hAnsi="Times New Roman" w:eastAsia="Times New Roman" w:cs="Times New Roman"/>
         <w:b/>
         <w:bCs/>
       </w:rPr>
@@ -20059,14 +20059,14 @@
     </w:tblStylePr>
     <w:tblStylePr w:type="firstCol">
       <w:rPr>
-        <w:rFonts w:asciiTheme="majorHAnsi" w:eastAsiaTheme="majorEastAsia" w:hAnsiTheme="majorHAnsi" w:cstheme="majorBidi"/>
+        <w:rFonts w:ascii="Times New Roman" w:hAnsi="Times New Roman" w:eastAsia="Times New Roman" w:cs="Times New Roman"/>
         <w:b/>
         <w:bCs/>
       </w:rPr>
     </w:tblStylePr>
     <w:tblStylePr w:type="lastCol">
       <w:rPr>
-        <w:rFonts w:asciiTheme="majorHAnsi" w:eastAsiaTheme="majorEastAsia" w:hAnsiTheme="majorHAnsi" w:cstheme="majorBidi"/>
+        <w:rFonts w:ascii="Times New Roman" w:hAnsi="Times New Roman" w:eastAsia="Times New Roman" w:cs="Times New Roman"/>
         <w:b/>
         <w:bCs/>
       </w:rPr>
@@ -20143,7 +20143,7 @@
         <w:spacing w:before="0" w:after="0" w:line="240" w:lineRule="auto"/>
       </w:pPr>
       <w:rPr>
-        <w:rFonts w:asciiTheme="majorHAnsi" w:eastAsiaTheme="majorEastAsia" w:hAnsiTheme="majorHAnsi" w:cstheme="majorBidi"/>
+        <w:rFonts w:ascii="Times New Roman" w:hAnsi="Times New Roman" w:eastAsia="Times New Roman" w:cs="Times New Roman"/>
         <w:b/>
         <w:bCs/>
       </w:rPr>
@@ -20164,7 +20164,7 @@
         <w:spacing w:before="0" w:after="0" w:line="240" w:lineRule="auto"/>
       </w:pPr>
       <w:rPr>
-        <w:rFonts w:asciiTheme="majorHAnsi" w:eastAsiaTheme="majorEastAsia" w:hAnsiTheme="majorHAnsi" w:cstheme="majorBidi"/>
+        <w:rFonts w:ascii="Times New Roman" w:hAnsi="Times New Roman" w:eastAsia="Times New Roman" w:cs="Times New Roman"/>
         <w:b/>
         <w:bCs/>
       </w:rPr>
@@ -20182,14 +20182,14 @@
     </w:tblStylePr>
     <w:tblStylePr w:type="firstCol">
       <w:rPr>
-        <w:rFonts w:asciiTheme="majorHAnsi" w:eastAsiaTheme="majorEastAsia" w:hAnsiTheme="majorHAnsi" w:cstheme="majorBidi"/>
+        <w:rFonts w:ascii="Times New Roman" w:hAnsi="Times New Roman" w:eastAsia="Times New Roman" w:cs="Times New Roman"/>
         <w:b/>
         <w:bCs/>
       </w:rPr>
     </w:tblStylePr>
     <w:tblStylePr w:type="lastCol">
       <w:rPr>
-        <w:rFonts w:asciiTheme="majorHAnsi" w:eastAsiaTheme="majorEastAsia" w:hAnsiTheme="majorHAnsi" w:cstheme="majorBidi"/>
+        <w:rFonts w:ascii="Times New Roman" w:hAnsi="Times New Roman" w:eastAsia="Times New Roman" w:cs="Times New Roman"/>
         <w:b/>
         <w:bCs/>
       </w:rPr>
@@ -20266,7 +20266,7 @@
         <w:spacing w:before="0" w:after="0" w:line="240" w:lineRule="auto"/>
       </w:pPr>
       <w:rPr>
-        <w:rFonts w:asciiTheme="majorHAnsi" w:eastAsiaTheme="majorEastAsia" w:hAnsiTheme="majorHAnsi" w:cstheme="majorBidi"/>
+        <w:rFonts w:ascii="Times New Roman" w:hAnsi="Times New Roman" w:eastAsia="Times New Roman" w:cs="Times New Roman"/>
         <w:b/>
         <w:bCs/>
       </w:rPr>
@@ -20287,7 +20287,7 @@
         <w:spacing w:before="0" w:after="0" w:line="240" w:lineRule="auto"/>
       </w:pPr>
       <w:rPr>
-        <w:rFonts w:asciiTheme="majorHAnsi" w:eastAsiaTheme="majorEastAsia" w:hAnsiTheme="majorHAnsi" w:cstheme="majorBidi"/>
+        <w:rFonts w:ascii="Times New Roman" w:hAnsi="Times New Roman" w:eastAsia="Times New Roman" w:cs="Times New Roman"/>
         <w:b/>
         <w:bCs/>
       </w:rPr>
@@ -20305,14 +20305,14 @@
     </w:tblStylePr>
     <w:tblStylePr w:type="firstCol">
       <w:rPr>
-        <w:rFonts w:asciiTheme="majorHAnsi" w:eastAsiaTheme="majorEastAsia" w:hAnsiTheme="majorHAnsi" w:cstheme="majorBidi"/>
+        <w:rFonts w:ascii="Times New Roman" w:hAnsi="Times New Roman" w:eastAsia="Times New Roman" w:cs="Times New Roman"/>
         <w:b/>
         <w:bCs/>
       </w:rPr>
     </w:tblStylePr>
     <w:tblStylePr w:type="lastCol">
       <w:rPr>
-        <w:rFonts w:asciiTheme="majorHAnsi" w:eastAsiaTheme="majorEastAsia" w:hAnsiTheme="majorHAnsi" w:cstheme="majorBidi"/>
+        <w:rFonts w:ascii="Times New Roman" w:hAnsi="Times New Roman" w:eastAsia="Times New Roman" w:cs="Times New Roman"/>
         <w:b/>
         <w:bCs/>
       </w:rPr>
@@ -20389,7 +20389,7 @@
         <w:spacing w:before="0" w:after="0" w:line="240" w:lineRule="auto"/>
       </w:pPr>
       <w:rPr>
-        <w:rFonts w:asciiTheme="majorHAnsi" w:eastAsiaTheme="majorEastAsia" w:hAnsiTheme="majorHAnsi" w:cstheme="majorBidi"/>
+        <w:rFonts w:ascii="Times New Roman" w:hAnsi="Times New Roman" w:eastAsia="Times New Roman" w:cs="Times New Roman"/>
         <w:b/>
         <w:bCs/>
       </w:rPr>
@@ -20410,7 +20410,7 @@
         <w:spacing w:before="0" w:after="0" w:line="240" w:lineRule="auto"/>
       </w:pPr>
       <w:rPr>
-        <w:rFonts w:asciiTheme="majorHAnsi" w:eastAsiaTheme="majorEastAsia" w:hAnsiTheme="majorHAnsi" w:cstheme="majorBidi"/>
+        <w:rFonts w:ascii="Times New Roman" w:hAnsi="Times New Roman" w:eastAsia="Times New Roman" w:cs="Times New Roman"/>
         <w:b/>
         <w:bCs/>
       </w:rPr>
@@ -20428,14 +20428,14 @@
     </w:tblStylePr>
     <w:tblStylePr w:type="firstCol">
       <w:rPr>
-        <w:rFonts w:asciiTheme="majorHAnsi" w:eastAsiaTheme="majorEastAsia" w:hAnsiTheme="majorHAnsi" w:cstheme="majorBidi"/>
+        <w:rFonts w:ascii="Times New Roman" w:hAnsi="Times New Roman" w:eastAsia="Times New Roman" w:cs="Times New Roman"/>
         <w:b/>
         <w:bCs/>
       </w:rPr>
     </w:tblStylePr>
     <w:tblStylePr w:type="lastCol">
       <w:rPr>
-        <w:rFonts w:asciiTheme="majorHAnsi" w:eastAsiaTheme="majorEastAsia" w:hAnsiTheme="majorHAnsi" w:cstheme="majorBidi"/>
+        <w:rFonts w:ascii="Times New Roman" w:hAnsi="Times New Roman" w:eastAsia="Times New Roman" w:cs="Times New Roman"/>
         <w:b/>
         <w:bCs/>
       </w:rPr>
@@ -20512,7 +20512,7 @@
         <w:spacing w:before="0" w:after="0" w:line="240" w:lineRule="auto"/>
       </w:pPr>
       <w:rPr>
-        <w:rFonts w:asciiTheme="majorHAnsi" w:eastAsiaTheme="majorEastAsia" w:hAnsiTheme="majorHAnsi" w:cstheme="majorBidi"/>
+        <w:rFonts w:ascii="Times New Roman" w:hAnsi="Times New Roman" w:eastAsia="Times New Roman" w:cs="Times New Roman"/>
         <w:b/>
         <w:bCs/>
       </w:rPr>
@@ -20533,7 +20533,7 @@
         <w:spacing w:before="0" w:after="0" w:line="240" w:lineRule="auto"/>
       </w:pPr>
       <w:rPr>
-        <w:rFonts w:asciiTheme="majorHAnsi" w:eastAsiaTheme="majorEastAsia" w:hAnsiTheme="majorHAnsi" w:cstheme="majorBidi"/>
+        <w:rFonts w:ascii="Times New Roman" w:hAnsi="Times New Roman" w:eastAsia="Times New Roman" w:cs="Times New Roman"/>
         <w:b/>
         <w:bCs/>
       </w:rPr>
@@ -20551,14 +20551,14 @@
     </w:tblStylePr>
     <w:tblStylePr w:type="firstCol">
       <w:rPr>
-        <w:rFonts w:asciiTheme="majorHAnsi" w:eastAsiaTheme="majorEastAsia" w:hAnsiTheme="majorHAnsi" w:cstheme="majorBidi"/>
+        <w:rFonts w:ascii="Times New Roman" w:hAnsi="Times New Roman" w:eastAsia="Times New Roman" w:cs="Times New Roman"/>
         <w:b/>
         <w:bCs/>
       </w:rPr>
     </w:tblStylePr>
     <w:tblStylePr w:type="lastCol">
       <w:rPr>
-        <w:rFonts w:asciiTheme="majorHAnsi" w:eastAsiaTheme="majorEastAsia" w:hAnsiTheme="majorHAnsi" w:cstheme="majorBidi"/>
+        <w:rFonts w:ascii="Times New Roman" w:hAnsi="Times New Roman" w:eastAsia="Times New Roman" w:cs="Times New Roman"/>
         <w:b/>
         <w:bCs/>
       </w:rPr>
@@ -22318,7 +22318,7 @@
     </w:tblPr>
     <w:tblStylePr w:type="firstRow">
       <w:rPr>
-        <w:rFonts w:asciiTheme="majorHAnsi" w:eastAsiaTheme="majorEastAsia" w:hAnsiTheme="majorHAnsi" w:cstheme="majorBidi"/>
+        <w:rFonts w:ascii="Times New Roman" w:hAnsi="Times New Roman" w:eastAsia="Times New Roman" w:cs="Times New Roman"/>
       </w:rPr>
       <w:tblPr/>
       <w:tcPr>
@@ -22395,7 +22395,7 @@
     </w:tblPr>
     <w:tblStylePr w:type="firstRow">
       <w:rPr>
-        <w:rFonts w:asciiTheme="majorHAnsi" w:eastAsiaTheme="majorEastAsia" w:hAnsiTheme="majorHAnsi" w:cstheme="majorBidi"/>
+        <w:rFonts w:ascii="Times New Roman" w:hAnsi="Times New Roman" w:eastAsia="Times New Roman" w:cs="Times New Roman"/>
       </w:rPr>
       <w:tblPr/>
       <w:tcPr>
@@ -22472,7 +22472,7 @@
     </w:tblPr>
     <w:tblStylePr w:type="firstRow">
       <w:rPr>
-        <w:rFonts w:asciiTheme="majorHAnsi" w:eastAsiaTheme="majorEastAsia" w:hAnsiTheme="majorHAnsi" w:cstheme="majorBidi"/>
+        <w:rFonts w:ascii="Times New Roman" w:hAnsi="Times New Roman" w:eastAsia="Times New Roman" w:cs="Times New Roman"/>
       </w:rPr>
       <w:tblPr/>
       <w:tcPr>
@@ -22549,7 +22549,7 @@
     </w:tblPr>
     <w:tblStylePr w:type="firstRow">
       <w:rPr>
-        <w:rFonts w:asciiTheme="majorHAnsi" w:eastAsiaTheme="majorEastAsia" w:hAnsiTheme="majorHAnsi" w:cstheme="majorBidi"/>
+        <w:rFonts w:ascii="Times New Roman" w:hAnsi="Times New Roman" w:eastAsia="Times New Roman" w:cs="Times New Roman"/>
       </w:rPr>
       <w:tblPr/>
       <w:tcPr>
@@ -22626,7 +22626,7 @@
     </w:tblPr>
     <w:tblStylePr w:type="firstRow">
       <w:rPr>
-        <w:rFonts w:asciiTheme="majorHAnsi" w:eastAsiaTheme="majorEastAsia" w:hAnsiTheme="majorHAnsi" w:cstheme="majorBidi"/>
+        <w:rFonts w:ascii="Times New Roman" w:hAnsi="Times New Roman" w:eastAsia="Times New Roman" w:cs="Times New Roman"/>
       </w:rPr>
       <w:tblPr/>
       <w:tcPr>
@@ -22703,7 +22703,7 @@
     </w:tblPr>
     <w:tblStylePr w:type="firstRow">
       <w:rPr>
-        <w:rFonts w:asciiTheme="majorHAnsi" w:eastAsiaTheme="majorEastAsia" w:hAnsiTheme="majorHAnsi" w:cstheme="majorBidi"/>
+        <w:rFonts w:ascii="Times New Roman" w:hAnsi="Times New Roman" w:eastAsia="Times New Roman" w:cs="Times New Roman"/>
       </w:rPr>
       <w:tblPr/>
       <w:tcPr>
@@ -22780,7 +22780,7 @@
     </w:tblPr>
     <w:tblStylePr w:type="firstRow">
       <w:rPr>
-        <w:rFonts w:asciiTheme="majorHAnsi" w:eastAsiaTheme="majorEastAsia" w:hAnsiTheme="majorHAnsi" w:cstheme="majorBidi"/>
+        <w:rFonts w:ascii="Times New Roman" w:hAnsi="Times New Roman" w:eastAsia="Times New Roman" w:cs="Times New Roman"/>
       </w:rPr>
       <w:tblPr/>
       <w:tcPr>
@@ -22845,7 +22845,7 @@
       <w:spacing w:after="0" w:line="240" w:lineRule="auto"/>
     </w:pPr>
     <w:rPr>
-      <w:rFonts w:asciiTheme="majorHAnsi" w:eastAsiaTheme="majorEastAsia" w:hAnsiTheme="majorHAnsi" w:cstheme="majorBidi"/>
+      <w:rFonts w:ascii="Times New Roman" w:hAnsi="Times New Roman" w:eastAsia="Times New Roman" w:cs="Times New Roman"/>
       <w:color w:val="000000" w:themeColor="text1"/>
     </w:rPr>
     <w:tblPr>
@@ -22966,7 +22966,7 @@
       <w:spacing w:after="0" w:line="240" w:lineRule="auto"/>
     </w:pPr>
     <w:rPr>
-      <w:rFonts w:asciiTheme="majorHAnsi" w:eastAsiaTheme="majorEastAsia" w:hAnsiTheme="majorHAnsi" w:cstheme="majorBidi"/>
+      <w:rFonts w:ascii="Times New Roman" w:hAnsi="Times New Roman" w:eastAsia="Times New Roman" w:cs="Times New Roman"/>
       <w:color w:val="000000" w:themeColor="text1"/>
     </w:rPr>
     <w:tblPr>
@@ -23087,7 +23087,7 @@
       <w:spacing w:after="0" w:line="240" w:lineRule="auto"/>
     </w:pPr>
     <w:rPr>
-      <w:rFonts w:asciiTheme="majorHAnsi" w:eastAsiaTheme="majorEastAsia" w:hAnsiTheme="majorHAnsi" w:cstheme="majorBidi"/>
+      <w:rFonts w:ascii="Times New Roman" w:hAnsi="Times New Roman" w:eastAsia="Times New Roman" w:cs="Times New Roman"/>
       <w:color w:val="000000" w:themeColor="text1"/>
     </w:rPr>
     <w:tblPr>
@@ -23208,7 +23208,7 @@
       <w:spacing w:after="0" w:line="240" w:lineRule="auto"/>
     </w:pPr>
     <w:rPr>
-      <w:rFonts w:asciiTheme="majorHAnsi" w:eastAsiaTheme="majorEastAsia" w:hAnsiTheme="majorHAnsi" w:cstheme="majorBidi"/>
+      <w:rFonts w:ascii="Times New Roman" w:hAnsi="Times New Roman" w:eastAsia="Times New Roman" w:cs="Times New Roman"/>
       <w:color w:val="000000" w:themeColor="text1"/>
     </w:rPr>
     <w:tblPr>
@@ -23329,7 +23329,7 @@
       <w:spacing w:after="0" w:line="240" w:lineRule="auto"/>
     </w:pPr>
     <w:rPr>
-      <w:rFonts w:asciiTheme="majorHAnsi" w:eastAsiaTheme="majorEastAsia" w:hAnsiTheme="majorHAnsi" w:cstheme="majorBidi"/>
+      <w:rFonts w:ascii="Times New Roman" w:hAnsi="Times New Roman" w:eastAsia="Times New Roman" w:cs="Times New Roman"/>
       <w:color w:val="000000" w:themeColor="text1"/>
     </w:rPr>
     <w:tblPr>
@@ -23450,7 +23450,7 @@
       <w:spacing w:after="0" w:line="240" w:lineRule="auto"/>
     </w:pPr>
     <w:rPr>
-      <w:rFonts w:asciiTheme="majorHAnsi" w:eastAsiaTheme="majorEastAsia" w:hAnsiTheme="majorHAnsi" w:cstheme="majorBidi"/>
+      <w:rFonts w:ascii="Times New Roman" w:hAnsi="Times New Roman" w:eastAsia="Times New Roman" w:cs="Times New Roman"/>
       <w:color w:val="000000" w:themeColor="text1"/>
     </w:rPr>
     <w:tblPr>
@@ -23571,7 +23571,7 @@
       <w:spacing w:after="0" w:line="240" w:lineRule="auto"/>
     </w:pPr>
     <w:rPr>
-      <w:rFonts w:asciiTheme="majorHAnsi" w:eastAsiaTheme="majorEastAsia" w:hAnsiTheme="majorHAnsi" w:cstheme="majorBidi"/>
+      <w:rFonts w:ascii="Times New Roman" w:hAnsi="Times New Roman" w:eastAsia="Times New Roman" w:cs="Times New Roman"/>
       <w:color w:val="000000" w:themeColor="text1"/>
     </w:rPr>
     <w:tblPr>
@@ -24154,7 +24154,7 @@
       <w:spacing w:after="0" w:line="240" w:lineRule="auto"/>
     </w:pPr>
     <w:rPr>
-      <w:rFonts w:asciiTheme="majorHAnsi" w:eastAsiaTheme="majorEastAsia" w:hAnsiTheme="majorHAnsi" w:cstheme="majorBidi"/>
+      <w:rFonts w:ascii="Times New Roman" w:hAnsi="Times New Roman" w:eastAsia="Times New Roman" w:cs="Times New Roman"/>
       <w:color w:val="000000" w:themeColor="text1"/>
     </w:rPr>
     <w:tblPr>
@@ -24272,7 +24272,7 @@
       <w:spacing w:after="0" w:line="240" w:lineRule="auto"/>
     </w:pPr>
     <w:rPr>
-      <w:rFonts w:asciiTheme="majorHAnsi" w:eastAsiaTheme="majorEastAsia" w:hAnsiTheme="majorHAnsi" w:cstheme="majorBidi"/>
+      <w:rFonts w:ascii="Times New Roman" w:hAnsi="Times New Roman" w:eastAsia="Times New Roman" w:cs="Times New Roman"/>
       <w:color w:val="000000" w:themeColor="text1"/>
     </w:rPr>
     <w:tblPr>
@@ -24390,7 +24390,7 @@
       <w:spacing w:after="0" w:line="240" w:lineRule="auto"/>
     </w:pPr>
     <w:rPr>
-      <w:rFonts w:asciiTheme="majorHAnsi" w:eastAsiaTheme="majorEastAsia" w:hAnsiTheme="majorHAnsi" w:cstheme="majorBidi"/>
+      <w:rFonts w:ascii="Times New Roman" w:hAnsi="Times New Roman" w:eastAsia="Times New Roman" w:cs="Times New Roman"/>
       <w:color w:val="000000" w:themeColor="text1"/>
     </w:rPr>
     <w:tblPr>
@@ -24508,7 +24508,7 @@
       <w:spacing w:after="0" w:line="240" w:lineRule="auto"/>
     </w:pPr>
     <w:rPr>
-      <w:rFonts w:asciiTheme="majorHAnsi" w:eastAsiaTheme="majorEastAsia" w:hAnsiTheme="majorHAnsi" w:cstheme="majorBidi"/>
+      <w:rFonts w:ascii="Times New Roman" w:hAnsi="Times New Roman" w:eastAsia="Times New Roman" w:cs="Times New Roman"/>
       <w:color w:val="000000" w:themeColor="text1"/>
     </w:rPr>
     <w:tblPr>
@@ -24626,7 +24626,7 @@
       <w:spacing w:after="0" w:line="240" w:lineRule="auto"/>
     </w:pPr>
     <w:rPr>
-      <w:rFonts w:asciiTheme="majorHAnsi" w:eastAsiaTheme="majorEastAsia" w:hAnsiTheme="majorHAnsi" w:cstheme="majorBidi"/>
+      <w:rFonts w:ascii="Times New Roman" w:hAnsi="Times New Roman" w:eastAsia="Times New Roman" w:cs="Times New Roman"/>
       <w:color w:val="000000" w:themeColor="text1"/>
     </w:rPr>
     <w:tblPr>
@@ -24744,7 +24744,7 @@
       <w:spacing w:after="0" w:line="240" w:lineRule="auto"/>
     </w:pPr>
     <w:rPr>
-      <w:rFonts w:asciiTheme="majorHAnsi" w:eastAsiaTheme="majorEastAsia" w:hAnsiTheme="majorHAnsi" w:cstheme="majorBidi"/>
+      <w:rFonts w:ascii="Times New Roman" w:hAnsi="Times New Roman" w:eastAsia="Times New Roman" w:cs="Times New Roman"/>
       <w:color w:val="000000" w:themeColor="text1"/>
     </w:rPr>
     <w:tblPr>
@@ -24862,7 +24862,7 @@
       <w:spacing w:after="0" w:line="240" w:lineRule="auto"/>
     </w:pPr>
     <w:rPr>
-      <w:rFonts w:asciiTheme="majorHAnsi" w:eastAsiaTheme="majorEastAsia" w:hAnsiTheme="majorHAnsi" w:cstheme="majorBidi"/>
+      <w:rFonts w:ascii="Times New Roman" w:hAnsi="Times New Roman" w:eastAsia="Times New Roman" w:cs="Times New Roman"/>
       <w:color w:val="000000" w:themeColor="text1"/>
     </w:rPr>
     <w:tblPr>
